--- a/JARVIS_MASTER_PLAN.docx
+++ b/JARVIS_MASTER_PLAN.docx
@@ -1331,6 +1331,459 @@
         <w:t xml:space="preserve">.</w:t>
       </w:r>
     </w:p>
+    <w:p>
+      <w:pPr>
+        <w:pStyle w:val="BodyText"/>
+      </w:pPr>
+      <w:r>
+        <w:rPr>
+          <w:bCs/>
+          <w:b/>
+        </w:rPr>
+        <w:t xml:space="preserve">New capability (2026-08-30) — real, wired Trading Accounts &amp; Strategy Assignment registry:</w:t>
+      </w:r>
+      <w:r>
+        <w:t xml:space="preserve"> </w:t>
+      </w:r>
+      <w:r>
+        <w:rPr>
+          <w:rStyle w:val="VerbatimChar"/>
+        </w:rPr>
+        <w:t xml:space="preserve">backend/app/accounts/</w:t>
+      </w:r>
+      <w:r>
+        <w:t xml:space="preserve"> </w:t>
+      </w:r>
+      <w:r>
+        <w:t xml:space="preserve">(</w:t>
+      </w:r>
+      <w:r>
+        <w:rPr>
+          <w:rStyle w:val="VerbatimChar"/>
+        </w:rPr>
+        <w:t xml:space="preserve">models.py</w:t>
+      </w:r>
+      <w:r>
+        <w:t xml:space="preserve">,</w:t>
+      </w:r>
+      <w:r>
+        <w:t xml:space="preserve"> </w:t>
+      </w:r>
+      <w:r>
+        <w:rPr>
+          <w:rStyle w:val="VerbatimChar"/>
+        </w:rPr>
+        <w:t xml:space="preserve">service.py</w:t>
+      </w:r>
+      <w:r>
+        <w:t xml:space="preserve">,</w:t>
+      </w:r>
+      <w:r>
+        <w:t xml:space="preserve"> </w:t>
+      </w:r>
+      <w:r>
+        <w:rPr>
+          <w:rStyle w:val="VerbatimChar"/>
+        </w:rPr>
+        <w:t xml:space="preserve">api.py</w:t>
+      </w:r>
+      <w:r>
+        <w:t xml:space="preserve">) wired into</w:t>
+      </w:r>
+      <w:r>
+        <w:t xml:space="preserve"> </w:t>
+      </w:r>
+      <w:r>
+        <w:rPr>
+          <w:rStyle w:val="VerbatimChar"/>
+        </w:rPr>
+        <w:t xml:space="preserve">main.py</w:t>
+      </w:r>
+      <w:r>
+        <w:t xml:space="preserve"> </w:t>
+      </w:r>
+      <w:r>
+        <w:t xml:space="preserve">at prefix</w:t>
+      </w:r>
+      <w:r>
+        <w:t xml:space="preserve"> </w:t>
+      </w:r>
+      <w:r>
+        <w:rPr>
+          <w:rStyle w:val="VerbatimChar"/>
+        </w:rPr>
+        <w:t xml:space="preserve">/v1/accounts</w:t>
+      </w:r>
+      <w:r>
+        <w:t xml:space="preserve">. This is the first</w:t>
+      </w:r>
+      <w:r>
+        <w:t xml:space="preserve"> </w:t>
+      </w:r>
+      <w:r>
+        <w:rPr>
+          <w:iCs/>
+          <w:i/>
+        </w:rPr>
+        <w:t xml:space="preserve">persistent source of truth</w:t>
+      </w:r>
+      <w:r>
+        <w:t xml:space="preserve"> </w:t>
+      </w:r>
+      <w:r>
+        <w:t xml:space="preserve">for which accounts AURON manages and which strategies run on each — the foundation the vision needs (</w:t>
+      </w:r>
+      <w:r>
+        <w:t xml:space="preserve">“</w:t>
+      </w:r>
+      <w:r>
+        <w:t xml:space="preserve">manage prop-firm accounts, run 1-2 strategies per account, and also trade live accounts</w:t>
+      </w:r>
+      <w:r>
+        <w:t xml:space="preserve">”</w:t>
+      </w:r>
+      <w:r>
+        <w:t xml:space="preserve">). It follows the Research pattern: real sqlite persistence (</w:t>
+      </w:r>
+      <w:r>
+        <w:rPr>
+          <w:rStyle w:val="VerbatimChar"/>
+        </w:rPr>
+        <w:t xml:space="preserve">data/accounts.db</w:t>
+      </w:r>
+      <w:r>
+        <w:t xml:space="preserve">, gitignored), fail-closed validation, and an append-only</w:t>
+      </w:r>
+      <w:r>
+        <w:t xml:space="preserve"> </w:t>
+      </w:r>
+      <w:r>
+        <w:rPr>
+          <w:rStyle w:val="VerbatimChar"/>
+        </w:rPr>
+        <w:t xml:space="preserve">account_audit</w:t>
+      </w:r>
+      <w:r>
+        <w:t xml:space="preserve"> </w:t>
+      </w:r>
+      <w:r>
+        <w:t xml:space="preserve">trail for every mutation. Capabilities: register</w:t>
+      </w:r>
+      <w:r>
+        <w:t xml:space="preserve"> </w:t>
+      </w:r>
+      <w:r>
+        <w:rPr>
+          <w:rStyle w:val="VerbatimChar"/>
+        </w:rPr>
+        <w:t xml:space="preserve">prop</w:t>
+      </w:r>
+      <w:r>
+        <w:t xml:space="preserve">/</w:t>
+      </w:r>
+      <w:r>
+        <w:rPr>
+          <w:rStyle w:val="VerbatimChar"/>
+        </w:rPr>
+        <w:t xml:space="preserve">live</w:t>
+      </w:r>
+      <w:r>
+        <w:t xml:space="preserve">/</w:t>
+      </w:r>
+      <w:r>
+        <w:rPr>
+          <w:rStyle w:val="VerbatimChar"/>
+        </w:rPr>
+        <w:t xml:space="preserve">demo</w:t>
+      </w:r>
+      <w:r>
+        <w:t xml:space="preserve"> </w:t>
+      </w:r>
+      <w:r>
+        <w:t xml:space="preserve">accounts (prop accounts</w:t>
+      </w:r>
+      <w:r>
+        <w:t xml:space="preserve"> </w:t>
+      </w:r>
+      <w:r>
+        <w:rPr>
+          <w:iCs/>
+          <w:i/>
+        </w:rPr>
+        <w:t xml:space="preserve">require</w:t>
+      </w:r>
+      <w:r>
+        <w:t xml:space="preserve"> </w:t>
+      </w:r>
+      <w:r>
+        <w:t xml:space="preserve">a</w:t>
+      </w:r>
+      <w:r>
+        <w:t xml:space="preserve"> </w:t>
+      </w:r>
+      <w:r>
+        <w:rPr>
+          <w:rStyle w:val="VerbatimChar"/>
+        </w:rPr>
+        <w:t xml:space="preserve">PropFirmRules</w:t>
+      </w:r>
+      <w:r>
+        <w:t xml:space="preserve"> </w:t>
+      </w:r>
+      <w:r>
+        <w:t xml:space="preserve">set: max daily loss %, max total drawdown %, profit target %, min trading days, static/trailing drawdown);</w:t>
+      </w:r>
+      <w:r>
+        <w:t xml:space="preserve"> </w:t>
+      </w:r>
+      <w:r>
+        <w:rPr>
+          <w:rStyle w:val="VerbatimChar"/>
+        </w:rPr>
+        <w:t xml:space="preserve">(login, server)</w:t>
+      </w:r>
+      <w:r>
+        <w:t xml:space="preserve"> </w:t>
+      </w:r>
+      <w:r>
+        <w:t xml:space="preserve">uniqueness; assign strategies with a per-account cap (default 2, honouring the</w:t>
+      </w:r>
+      <w:r>
+        <w:t xml:space="preserve"> </w:t>
+      </w:r>
+      <w:r>
+        <w:t xml:space="preserve">“</w:t>
+      </w:r>
+      <w:r>
+        <w:t xml:space="preserve">1-2 strategies per account</w:t>
+      </w:r>
+      <w:r>
+        <w:t xml:space="preserve">”</w:t>
+      </w:r>
+      <w:r>
+        <w:t xml:space="preserve"> </w:t>
+      </w:r>
+      <w:r>
+        <w:t xml:space="preserve">rule), no duplicate</w:t>
+      </w:r>
+      <w:r>
+        <w:t xml:space="preserve"> </w:t>
+      </w:r>
+      <w:r>
+        <w:rPr>
+          <w:rStyle w:val="VerbatimChar"/>
+        </w:rPr>
+        <w:t xml:space="preserve">strategy_id</w:t>
+      </w:r>
+      <w:r>
+        <w:t xml:space="preserve">, and total allocation ≤ 100%; push broker state snapshots (</w:t>
+      </w:r>
+      <w:r>
+        <w:rPr>
+          <w:rStyle w:val="VerbatimChar"/>
+        </w:rPr>
+        <w:t xml:space="preserve">balance</w:t>
+      </w:r>
+      <w:r>
+        <w:t xml:space="preserve">/</w:t>
+      </w:r>
+      <w:r>
+        <w:rPr>
+          <w:rStyle w:val="VerbatimChar"/>
+        </w:rPr>
+        <w:t xml:space="preserve">equity</w:t>
+      </w:r>
+      <w:r>
+        <w:t xml:space="preserve">/</w:t>
+      </w:r>
+      <w:r>
+        <w:rPr>
+          <w:rStyle w:val="VerbatimChar"/>
+        </w:rPr>
+        <w:t xml:space="preserve">day_start_balance</w:t>
+      </w:r>
+      <w:r>
+        <w:t xml:space="preserve">) that auto-flag</w:t>
+      </w:r>
+      <w:r>
+        <w:t xml:space="preserve"> </w:t>
+      </w:r>
+      <w:r>
+        <w:rPr>
+          <w:rStyle w:val="VerbatimChar"/>
+        </w:rPr>
+        <w:t xml:space="preserve">breached</w:t>
+      </w:r>
+      <w:r>
+        <w:t xml:space="preserve"> </w:t>
+      </w:r>
+      <w:r>
+        <w:t xml:space="preserve">status on a prop rule violation and count distinct UTC trading days; compute live compliance (daily-loss / drawdown / profit headrooms, profit-target progress, breach reasons); and</w:t>
+      </w:r>
+      <w:r>
+        <w:t xml:space="preserve"> </w:t>
+      </w:r>
+      <w:r>
+        <w:rPr>
+          <w:rStyle w:val="VerbatimChar"/>
+        </w:rPr>
+        <w:t xml:space="preserve">suspend</w:t>
+      </w:r>
+      <w:r>
+        <w:t xml:space="preserve">/</w:t>
+      </w:r>
+      <w:r>
+        <w:rPr>
+          <w:rStyle w:val="VerbatimChar"/>
+        </w:rPr>
+        <w:t xml:space="preserve">activate</w:t>
+      </w:r>
+      <w:r>
+        <w:t xml:space="preserve"> </w:t>
+      </w:r>
+      <w:r>
+        <w:t xml:space="preserve">with breached accounts blocked from re-activation. Endpoints:</w:t>
+      </w:r>
+      <w:r>
+        <w:t xml:space="preserve"> </w:t>
+      </w:r>
+      <w:r>
+        <w:rPr>
+          <w:rStyle w:val="VerbatimChar"/>
+        </w:rPr>
+        <w:t xml:space="preserve">POST /v1/accounts</w:t>
+      </w:r>
+      <w:r>
+        <w:t xml:space="preserve">,</w:t>
+      </w:r>
+      <w:r>
+        <w:t xml:space="preserve"> </w:t>
+      </w:r>
+      <w:r>
+        <w:rPr>
+          <w:rStyle w:val="VerbatimChar"/>
+        </w:rPr>
+        <w:t xml:space="preserve">GET /v1/accounts</w:t>
+      </w:r>
+      <w:r>
+        <w:t xml:space="preserve">,</w:t>
+      </w:r>
+      <w:r>
+        <w:t xml:space="preserve"> </w:t>
+      </w:r>
+      <w:r>
+        <w:rPr>
+          <w:rStyle w:val="VerbatimChar"/>
+        </w:rPr>
+        <w:t xml:space="preserve">GET /v1/accounts/{id}</w:t>
+      </w:r>
+      <w:r>
+        <w:t xml:space="preserve">,</w:t>
+      </w:r>
+      <w:r>
+        <w:t xml:space="preserve"> </w:t>
+      </w:r>
+      <w:r>
+        <w:rPr>
+          <w:rStyle w:val="VerbatimChar"/>
+        </w:rPr>
+        <w:t xml:space="preserve">GET|POST /v1/accounts/{id}/strategies</w:t>
+      </w:r>
+      <w:r>
+        <w:t xml:space="preserve">,</w:t>
+      </w:r>
+      <w:r>
+        <w:t xml:space="preserve"> </w:t>
+      </w:r>
+      <w:r>
+        <w:rPr>
+          <w:rStyle w:val="VerbatimChar"/>
+        </w:rPr>
+        <w:t xml:space="preserve">DELETE /v1/accounts/{id}/strategies/{strategy_id}</w:t>
+      </w:r>
+      <w:r>
+        <w:t xml:space="preserve">,</w:t>
+      </w:r>
+      <w:r>
+        <w:t xml:space="preserve"> </w:t>
+      </w:r>
+      <w:r>
+        <w:rPr>
+          <w:rStyle w:val="VerbatimChar"/>
+        </w:rPr>
+        <w:t xml:space="preserve">POST /v1/accounts/{id}/state</w:t>
+      </w:r>
+      <w:r>
+        <w:t xml:space="preserve">,</w:t>
+      </w:r>
+      <w:r>
+        <w:t xml:space="preserve"> </w:t>
+      </w:r>
+      <w:r>
+        <w:rPr>
+          <w:rStyle w:val="VerbatimChar"/>
+        </w:rPr>
+        <w:t xml:space="preserve">GET /v1/accounts/{id}/compliance</w:t>
+      </w:r>
+      <w:r>
+        <w:t xml:space="preserve">,</w:t>
+      </w:r>
+      <w:r>
+        <w:t xml:space="preserve"> </w:t>
+      </w:r>
+      <w:r>
+        <w:rPr>
+          <w:rStyle w:val="VerbatimChar"/>
+        </w:rPr>
+        <w:t xml:space="preserve">POST /v1/accounts/{id}/suspend</w:t>
+      </w:r>
+      <w:r>
+        <w:t xml:space="preserve">,</w:t>
+      </w:r>
+      <w:r>
+        <w:t xml:space="preserve"> </w:t>
+      </w:r>
+      <w:r>
+        <w:rPr>
+          <w:rStyle w:val="VerbatimChar"/>
+        </w:rPr>
+        <w:t xml:space="preserve">POST /v1/accounts/{id}/activate</w:t>
+      </w:r>
+      <w:r>
+        <w:t xml:space="preserve">.</w:t>
+      </w:r>
+      <w:r>
+        <w:t xml:space="preserve"> </w:t>
+      </w:r>
+      <w:r>
+        <w:rPr>
+          <w:bCs/>
+          <w:b/>
+        </w:rPr>
+        <w:t xml:space="preserve">No order execution</w:t>
+      </w:r>
+      <w:r>
+        <w:t xml:space="preserve"> </w:t>
+      </w:r>
+      <w:r>
+        <w:t xml:space="preserve">is introduced here — this is deliberately the read/registry foundation; execution reuses the existing gated executor modules in a later PR. Covered by</w:t>
+      </w:r>
+      <w:r>
+        <w:t xml:space="preserve"> </w:t>
+      </w:r>
+      <w:r>
+        <w:rPr>
+          <w:rStyle w:val="VerbatimChar"/>
+        </w:rPr>
+        <w:t xml:space="preserve">backend/tests/test_accounts_registry.py</w:t>
+      </w:r>
+      <w:r>
+        <w:t xml:space="preserve"> </w:t>
+      </w:r>
+      <w:r>
+        <w:t xml:space="preserve">(22 tests: registration rules, uniqueness, strategy caps/allocation, compliance math, daily-loss/drawdown/trailing-drawdown breaches, trading-day counting, suspend/activate, persistence across re-init, and the wired API surface). Full suite green: 4267 passed, 0 failed (4245 + 22 new).</w:t>
+      </w:r>
+    </w:p>
     <w:bookmarkEnd w:id="25"/>
     <w:bookmarkEnd w:id="26"/>
     <w:bookmarkStart w:id="27" w:name="X2cc68d3398c76c14fe74e8ecbb77d6979dffbec"/>
@@ -1720,7 +2173,77 @@
         <w:pStyle w:val="Compact"/>
       </w:pPr>
       <w:r>
-        <w:t xml:space="preserve">Next: extend the Research allowlist deliberately as real needs arise; consider real wiring for Trading, Instagram, Communications, Automation, and Documents verticals following the Research pattern (one real endpoint, explicit safety boundaries, audit log).</w:t>
+        <w:rPr>
+          <w:bCs/>
+          <w:b/>
+        </w:rPr>
+        <w:t xml:space="preserve">Trading Accounts &amp; Strategy Assignment registry is now real and wired (2026-08-30):</w:t>
+      </w:r>
+      <w:r>
+        <w:t xml:space="preserve"> </w:t>
+      </w:r>
+      <w:r>
+        <w:rPr>
+          <w:rStyle w:val="VerbatimChar"/>
+        </w:rPr>
+        <w:t xml:space="preserve">backend/app/accounts/</w:t>
+      </w:r>
+      <w:r>
+        <w:t xml:space="preserve"> </w:t>
+      </w:r>
+      <w:r>
+        <w:t xml:space="preserve">at prefix</w:t>
+      </w:r>
+      <w:r>
+        <w:t xml:space="preserve"> </w:t>
+      </w:r>
+      <w:r>
+        <w:rPr>
+          <w:rStyle w:val="VerbatimChar"/>
+        </w:rPr>
+        <w:t xml:space="preserve">/v1/accounts</w:t>
+      </w:r>
+      <w:r>
+        <w:t xml:space="preserve"> </w:t>
+      </w:r>
+      <w:r>
+        <w:t xml:space="preserve">(branch</w:t>
+      </w:r>
+      <w:r>
+        <w:t xml:space="preserve"> </w:t>
+      </w:r>
+      <w:r>
+        <w:rPr>
+          <w:rStyle w:val="VerbatimChar"/>
+        </w:rPr>
+        <w:t xml:space="preserve">feat/trading-accounts-registry</w:t>
+      </w:r>
+      <w:r>
+        <w:t xml:space="preserve">) — the first persistent registry of the prop/live/demo accounts AURON manages and the (1-2) strategies assigned to each, with prop-firm rule enforcement, sqlite persistence, an append-only audit trail, and live compliance/breach computation. Read/registry foundation only; no order execution. Full suite green: 4267 passed, 0 failed (4245 + 22 new). This is the concrete first step toward the account-management vision and precedes any execution wiring.</w:t>
+      </w:r>
+    </w:p>
+    <w:p>
+      <w:pPr>
+        <w:numPr>
+          <w:ilvl w:val="0"/>
+          <w:numId w:val="1003"/>
+        </w:numPr>
+        <w:pStyle w:val="Compact"/>
+      </w:pPr>
+      <w:r>
+        <w:t xml:space="preserve">Next: build on the accounts registry — a state/compliance reconciliation loop that reads real broker snapshots (via the existing read-only MT5 bridge) into</w:t>
+      </w:r>
+      <w:r>
+        <w:t xml:space="preserve"> </w:t>
+      </w:r>
+      <w:r>
+        <w:rPr>
+          <w:rStyle w:val="VerbatimChar"/>
+        </w:rPr>
+        <w:t xml:space="preserve">POST /v1/accounts/{id}/state</w:t>
+      </w:r>
+      <w:r>
+        <w:t xml:space="preserve">, then, in a later gated PR, connect strategy assignments to the existing approval-gated executor modules. Continue extending the Research allowlist deliberately as real needs arise; consider real wiring for Instagram, Communications, Automation, and Documents verticals following the Research pattern (one real endpoint, explicit safety boundaries, audit log).</w:t>
       </w:r>
     </w:p>
     <w:p>

--- a/JARVIS_MASTER_PLAN.docx
+++ b/JARVIS_MASTER_PLAN.docx
@@ -1784,6 +1784,282 @@
         <w:t xml:space="preserve">(22 tests: registration rules, uniqueness, strategy caps/allocation, compliance math, daily-loss/drawdown/trailing-drawdown breaches, trading-day counting, suspend/activate, persistence across re-init, and the wired API surface). Full suite green: 4267 passed, 0 failed (4245 + 22 new).</w:t>
       </w:r>
     </w:p>
+    <w:p>
+      <w:pPr>
+        <w:pStyle w:val="BodyText"/>
+      </w:pPr>
+      <w:r>
+        <w:rPr>
+          <w:bCs/>
+          <w:b/>
+        </w:rPr>
+        <w:t xml:space="preserve">New capability (2026-08-30) — MT5→Accounts state sync bridge:</w:t>
+      </w:r>
+      <w:r>
+        <w:t xml:space="preserve"> </w:t>
+      </w:r>
+      <w:r>
+        <w:rPr>
+          <w:rStyle w:val="VerbatimChar"/>
+        </w:rPr>
+        <w:t xml:space="preserve">backend/app/account_state_sync/</w:t>
+      </w:r>
+      <w:r>
+        <w:t xml:space="preserve"> </w:t>
+      </w:r>
+      <w:r>
+        <w:t xml:space="preserve">wired into</w:t>
+      </w:r>
+      <w:r>
+        <w:t xml:space="preserve"> </w:t>
+      </w:r>
+      <w:r>
+        <w:rPr>
+          <w:rStyle w:val="VerbatimChar"/>
+        </w:rPr>
+        <w:t xml:space="preserve">main.py</w:t>
+      </w:r>
+      <w:r>
+        <w:t xml:space="preserve"> </w:t>
+      </w:r>
+      <w:r>
+        <w:t xml:space="preserve">at</w:t>
+      </w:r>
+      <w:r>
+        <w:t xml:space="preserve"> </w:t>
+      </w:r>
+      <w:r>
+        <w:rPr>
+          <w:rStyle w:val="VerbatimChar"/>
+        </w:rPr>
+        <w:t xml:space="preserve">/v1/account-state-sync</w:t>
+      </w:r>
+      <w:r>
+        <w:t xml:space="preserve">. Bridges the read-only MT5 bridge (</w:t>
+      </w:r>
+      <w:r>
+        <w:rPr>
+          <w:rStyle w:val="VerbatimChar"/>
+        </w:rPr>
+        <w:t xml:space="preserve">/v1/mt5</w:t>
+      </w:r>
+      <w:r>
+        <w:t xml:space="preserve">, which stores inbound snapshots from Windows/VPS MT5 terminals) and the persistent accounts registry (</w:t>
+      </w:r>
+      <w:r>
+        <w:rPr>
+          <w:rStyle w:val="VerbatimChar"/>
+        </w:rPr>
+        <w:t xml:space="preserve">/v1/accounts</w:t>
+      </w:r>
+      <w:r>
+        <w:t xml:space="preserve">). On-demand sync finds each registered account’s MT5 terminal by exact</w:t>
+      </w:r>
+      <w:r>
+        <w:t xml:space="preserve"> </w:t>
+      </w:r>
+      <w:r>
+        <w:rPr>
+          <w:rStyle w:val="VerbatimChar"/>
+        </w:rPr>
+        <w:t xml:space="preserve">(login, server)</w:t>
+      </w:r>
+      <w:r>
+        <w:t xml:space="preserve"> </w:t>
+      </w:r>
+      <w:r>
+        <w:t xml:space="preserve">match, extracts the live broker snapshot (</w:t>
+      </w:r>
+      <w:r>
+        <w:rPr>
+          <w:rStyle w:val="VerbatimChar"/>
+        </w:rPr>
+        <w:t xml:space="preserve">balance</w:t>
+      </w:r>
+      <w:r>
+        <w:t xml:space="preserve">,</w:t>
+      </w:r>
+      <w:r>
+        <w:t xml:space="preserve"> </w:t>
+      </w:r>
+      <w:r>
+        <w:rPr>
+          <w:rStyle w:val="VerbatimChar"/>
+        </w:rPr>
+        <w:t xml:space="preserve">equity</w:t>
+      </w:r>
+      <w:r>
+        <w:t xml:space="preserve">), and pushes it into the registry via</w:t>
+      </w:r>
+      <w:r>
+        <w:t xml:space="preserve"> </w:t>
+      </w:r>
+      <w:r>
+        <w:rPr>
+          <w:rStyle w:val="VerbatimChar"/>
+        </w:rPr>
+        <w:t xml:space="preserve">POST /v1/accounts/{id}/state</w:t>
+      </w:r>
+      <w:r>
+        <w:t xml:space="preserve"> </w:t>
+      </w:r>
+      <w:r>
+        <w:t xml:space="preserve">where compliance checks and breach-detection run automatically. Syncs only</w:t>
+      </w:r>
+      <w:r>
+        <w:t xml:space="preserve"> </w:t>
+      </w:r>
+      <w:r>
+        <w:rPr>
+          <w:rStyle w:val="VerbatimChar"/>
+        </w:rPr>
+        <w:t xml:space="preserve">active</w:t>
+      </w:r>
+      <w:r>
+        <w:t xml:space="preserve"> </w:t>
+      </w:r>
+      <w:r>
+        <w:t xml:space="preserve">accounts by default; the</w:t>
+      </w:r>
+      <w:r>
+        <w:t xml:space="preserve"> </w:t>
+      </w:r>
+      <w:r>
+        <w:rPr>
+          <w:rStyle w:val="VerbatimChar"/>
+        </w:rPr>
+        <w:t xml:space="preserve">force</w:t>
+      </w:r>
+      <w:r>
+        <w:t xml:space="preserve"> </w:t>
+      </w:r>
+      <w:r>
+        <w:t xml:space="preserve">flag includes</w:t>
+      </w:r>
+      <w:r>
+        <w:t xml:space="preserve"> </w:t>
+      </w:r>
+      <w:r>
+        <w:rPr>
+          <w:rStyle w:val="VerbatimChar"/>
+        </w:rPr>
+        <w:t xml:space="preserve">suspended</w:t>
+      </w:r>
+      <w:r>
+        <w:t xml:space="preserve">/</w:t>
+      </w:r>
+      <w:r>
+        <w:rPr>
+          <w:rStyle w:val="VerbatimChar"/>
+        </w:rPr>
+        <w:t xml:space="preserve">breached</w:t>
+      </w:r>
+      <w:r>
+        <w:t xml:space="preserve"> </w:t>
+      </w:r>
+      <w:r>
+        <w:t xml:space="preserve">for manual recovery flows. The</w:t>
+      </w:r>
+      <w:r>
+        <w:t xml:space="preserve"> </w:t>
+      </w:r>
+      <w:r>
+        <w:rPr>
+          <w:rStyle w:val="VerbatimChar"/>
+        </w:rPr>
+        <w:t xml:space="preserve">account_ids</w:t>
+      </w:r>
+      <w:r>
+        <w:t xml:space="preserve"> </w:t>
+      </w:r>
+      <w:r>
+        <w:t xml:space="preserve">filter syncs a specific subset. Real-world flow: Windows/VPS runs</w:t>
+      </w:r>
+      <w:r>
+        <w:t xml:space="preserve"> </w:t>
+      </w:r>
+      <w:r>
+        <w:rPr>
+          <w:rStyle w:val="VerbatimChar"/>
+        </w:rPr>
+        <w:t xml:space="preserve">mt5_bridge_client.py</w:t>
+      </w:r>
+      <w:r>
+        <w:t xml:space="preserve"> </w:t>
+      </w:r>
+      <w:r>
+        <w:t xml:space="preserve">→ pushes snapshots to</w:t>
+      </w:r>
+      <w:r>
+        <w:t xml:space="preserve"> </w:t>
+      </w:r>
+      <w:r>
+        <w:rPr>
+          <w:rStyle w:val="VerbatimChar"/>
+        </w:rPr>
+        <w:t xml:space="preserve">/v1/mt5/terminals/{id}/snapshot</w:t>
+      </w:r>
+      <w:r>
+        <w:t xml:space="preserve"> </w:t>
+      </w:r>
+      <w:r>
+        <w:t xml:space="preserve">every 5s → operator or scheduler calls</w:t>
+      </w:r>
+      <w:r>
+        <w:t xml:space="preserve"> </w:t>
+      </w:r>
+      <w:r>
+        <w:rPr>
+          <w:rStyle w:val="VerbatimChar"/>
+        </w:rPr>
+        <w:t xml:space="preserve">POST /v1/account-state-sync/sync</w:t>
+      </w:r>
+      <w:r>
+        <w:t xml:space="preserve"> </w:t>
+      </w:r>
+      <w:r>
+        <w:t xml:space="preserve">→ accounts registry sees live broker state and flags breaches without any manual intervention. Endpoints:</w:t>
+      </w:r>
+      <w:r>
+        <w:t xml:space="preserve"> </w:t>
+      </w:r>
+      <w:r>
+        <w:rPr>
+          <w:rStyle w:val="VerbatimChar"/>
+        </w:rPr>
+        <w:t xml:space="preserve">GET /v1/account-state-sync/status</w:t>
+      </w:r>
+      <w:r>
+        <w:t xml:space="preserve">,</w:t>
+      </w:r>
+      <w:r>
+        <w:t xml:space="preserve"> </w:t>
+      </w:r>
+      <w:r>
+        <w:rPr>
+          <w:rStyle w:val="VerbatimChar"/>
+        </w:rPr>
+        <w:t xml:space="preserve">POST /v1/account-state-sync/sync</w:t>
+      </w:r>
+      <w:r>
+        <w:t xml:space="preserve">. Covered by</w:t>
+      </w:r>
+      <w:r>
+        <w:t xml:space="preserve"> </w:t>
+      </w:r>
+      <w:r>
+        <w:rPr>
+          <w:rStyle w:val="VerbatimChar"/>
+        </w:rPr>
+        <w:t xml:space="preserve">backend/tests/test_account_state_sync.py</w:t>
+      </w:r>
+      <w:r>
+        <w:t xml:space="preserve"> </w:t>
+      </w:r>
+      <w:r>
+        <w:t xml:space="preserve">(18 tests: matching/non-matching terminals, breach detection during sync, filtering by account_ids, force flag, multi-account sync, status tracking, API surface). Full suite green: 4285 passed, 0 failed (4267 + 18 new). This closes the live-observability loop — AURON now sees real broker account states and can auto-detect prop-firm rule breaches.</w:t>
+      </w:r>
+    </w:p>
     <w:bookmarkEnd w:id="25"/>
     <w:bookmarkEnd w:id="26"/>
     <w:bookmarkStart w:id="27" w:name="X2cc68d3398c76c14fe74e8ecbb77d6979dffbec"/>
@@ -2231,19 +2507,173 @@
         <w:pStyle w:val="Compact"/>
       </w:pPr>
       <w:r>
-        <w:t xml:space="preserve">Next: build on the accounts registry — a state/compliance reconciliation loop that reads real broker snapshots (via the existing read-only MT5 bridge) into</w:t>
-      </w:r>
-      <w:r>
-        <w:t xml:space="preserve"> </w:t>
-      </w:r>
-      <w:r>
-        <w:rPr>
-          <w:rStyle w:val="VerbatimChar"/>
-        </w:rPr>
-        <w:t xml:space="preserve">POST /v1/accounts/{id}/state</w:t>
-      </w:r>
-      <w:r>
-        <w:t xml:space="preserve">, then, in a later gated PR, connect strategy assignments to the existing approval-gated executor modules. Continue extending the Research allowlist deliberately as real needs arise; consider real wiring for Instagram, Communications, Automation, and Documents verticals following the Research pattern (one real endpoint, explicit safety boundaries, audit log).</w:t>
+        <w:rPr>
+          <w:bCs/>
+          <w:b/>
+        </w:rPr>
+        <w:t xml:space="preserve">MT5→Accounts state sync bridge is now real and wired (2026-08-30):</w:t>
+      </w:r>
+      <w:r>
+        <w:t xml:space="preserve"> </w:t>
+      </w:r>
+      <w:r>
+        <w:rPr>
+          <w:rStyle w:val="VerbatimChar"/>
+        </w:rPr>
+        <w:t xml:space="preserve">backend/app/account_state_sync/</w:t>
+      </w:r>
+      <w:r>
+        <w:t xml:space="preserve"> </w:t>
+      </w:r>
+      <w:r>
+        <w:t xml:space="preserve">at</w:t>
+      </w:r>
+      <w:r>
+        <w:t xml:space="preserve"> </w:t>
+      </w:r>
+      <w:r>
+        <w:rPr>
+          <w:rStyle w:val="VerbatimChar"/>
+        </w:rPr>
+        <w:t xml:space="preserve">/v1/account-state-sync</w:t>
+      </w:r>
+      <w:r>
+        <w:t xml:space="preserve"> </w:t>
+      </w:r>
+      <w:r>
+        <w:t xml:space="preserve">(branch</w:t>
+      </w:r>
+      <w:r>
+        <w:t xml:space="preserve"> </w:t>
+      </w:r>
+      <w:r>
+        <w:rPr>
+          <w:rStyle w:val="VerbatimChar"/>
+        </w:rPr>
+        <w:t xml:space="preserve">feat/account-state-sync</w:t>
+      </w:r>
+      <w:r>
+        <w:t xml:space="preserve">) — bridges the read-only MT5 bridge and the accounts registry. Matches each registered account to its MT5 terminal by</w:t>
+      </w:r>
+      <w:r>
+        <w:t xml:space="preserve"> </w:t>
+      </w:r>
+      <w:r>
+        <w:rPr>
+          <w:rStyle w:val="VerbatimChar"/>
+        </w:rPr>
+        <w:t xml:space="preserve">(login, server)</w:t>
+      </w:r>
+      <w:r>
+        <w:t xml:space="preserve">, extracts live</w:t>
+      </w:r>
+      <w:r>
+        <w:t xml:space="preserve"> </w:t>
+      </w:r>
+      <w:r>
+        <w:rPr>
+          <w:rStyle w:val="VerbatimChar"/>
+        </w:rPr>
+        <w:t xml:space="preserve">balance</w:t>
+      </w:r>
+      <w:r>
+        <w:t xml:space="preserve">/</w:t>
+      </w:r>
+      <w:r>
+        <w:rPr>
+          <w:rStyle w:val="VerbatimChar"/>
+        </w:rPr>
+        <w:t xml:space="preserve">equity</w:t>
+      </w:r>
+      <w:r>
+        <w:t xml:space="preserve"> </w:t>
+      </w:r>
+      <w:r>
+        <w:t xml:space="preserve">snapshots, pushes into the registry where compliance/breach-detection runs automatically. The live-observability loop is now closed: Windows/VPS → MT5 bridge → state-sync → accounts registry sees real broker state and auto-flags prop-firm breaches. Full suite green: 4285 passed, 0 failed (4267 + 18 new).</w:t>
+      </w:r>
+    </w:p>
+    <w:p>
+      <w:pPr>
+        <w:numPr>
+          <w:ilvl w:val="0"/>
+          <w:numId w:val="1003"/>
+        </w:numPr>
+        <w:pStyle w:val="Compact"/>
+      </w:pPr>
+      <w:r>
+        <w:t xml:space="preserve">Next: build dedicated strategy implementations (</w:t>
+      </w:r>
+      <w:r>
+        <w:rPr>
+          <w:rStyle w:val="VerbatimChar"/>
+        </w:rPr>
+        <w:t xml:space="preserve">scalping_3tp</w:t>
+      </w:r>
+      <w:r>
+        <w:t xml:space="preserve">,</w:t>
+      </w:r>
+      <w:r>
+        <w:t xml:space="preserve"> </w:t>
+      </w:r>
+      <w:r>
+        <w:rPr>
+          <w:rStyle w:val="VerbatimChar"/>
+        </w:rPr>
+        <w:t xml:space="preserve">ict</w:t>
+      </w:r>
+      <w:r>
+        <w:t xml:space="preserve">,</w:t>
+      </w:r>
+      <w:r>
+        <w:t xml:space="preserve"> </w:t>
+      </w:r>
+      <w:r>
+        <w:rPr>
+          <w:rStyle w:val="VerbatimChar"/>
+        </w:rPr>
+        <w:t xml:space="preserve">smc</w:t>
+      </w:r>
+      <w:r>
+        <w:t xml:space="preserve">,</w:t>
+      </w:r>
+      <w:r>
+        <w:t xml:space="preserve"> </w:t>
+      </w:r>
+      <w:r>
+        <w:rPr>
+          <w:rStyle w:val="VerbatimChar"/>
+        </w:rPr>
+        <w:t xml:space="preserve">open_range</w:t>
+      </w:r>
+      <w:r>
+        <w:t xml:space="preserve">) with real Entry/Exit/TP logic — each takes</w:t>
+      </w:r>
+      <w:r>
+        <w:t xml:space="preserve"> </w:t>
+      </w:r>
+      <w:r>
+        <w:rPr>
+          <w:rStyle w:val="VerbatimChar"/>
+        </w:rPr>
+        <w:t xml:space="preserve">MarketSnapshot</w:t>
+      </w:r>
+      <w:r>
+        <w:t xml:space="preserve"> </w:t>
+      </w:r>
+      <w:r>
+        <w:t xml:space="preserve">and returns</w:t>
+      </w:r>
+      <w:r>
+        <w:t xml:space="preserve"> </w:t>
+      </w:r>
+      <w:r>
+        <w:rPr>
+          <w:rStyle w:val="VerbatimChar"/>
+        </w:rPr>
+        <w:t xml:space="preserve">TradingSetup</w:t>
+      </w:r>
+      <w:r>
+        <w:t xml:space="preserve">. Then, in a later gated PR, connect strategy assignments + account compliance + the existing approval-gated MT5 executor to enable the full trade flow. Continue extending the Research allowlist deliberately as real needs arise; consider real wiring for Instagram, Communications, Automation, and Documents verticals following the Research pattern (one real endpoint, explicit safety boundaries, audit log).</w:t>
       </w:r>
     </w:p>
     <w:p>

--- a/JARVIS_MASTER_PLAN.docx
+++ b/JARVIS_MASTER_PLAN.docx
@@ -2060,6 +2060,311 @@
         <w:t xml:space="preserve">(18 tests: matching/non-matching terminals, breach detection during sync, filtering by account_ids, force flag, multi-account sync, status tracking, API surface). Full suite green: 4285 passed, 0 failed (4267 + 18 new). This closes the live-observability loop — AURON now sees real broker account states and can auto-detect prop-firm rule breaches.</w:t>
       </w:r>
     </w:p>
+    <w:p>
+      <w:pPr>
+        <w:pStyle w:val="BodyText"/>
+      </w:pPr>
+      <w:r>
+        <w:rPr>
+          <w:bCs/>
+          <w:b/>
+        </w:rPr>
+        <w:t xml:space="preserve">New capability (2026-08-30) — Trading strategies infrastructure + scalping_3tp implementation:</w:t>
+      </w:r>
+      <w:r>
+        <w:t xml:space="preserve"> </w:t>
+      </w:r>
+      <w:r>
+        <w:rPr>
+          <w:rStyle w:val="VerbatimChar"/>
+        </w:rPr>
+        <w:t xml:space="preserve">backend/app/strategies/</w:t>
+      </w:r>
+      <w:r>
+        <w:t xml:space="preserve"> </w:t>
+      </w:r>
+      <w:r>
+        <w:t xml:space="preserve">wired into</w:t>
+      </w:r>
+      <w:r>
+        <w:t xml:space="preserve"> </w:t>
+      </w:r>
+      <w:r>
+        <w:rPr>
+          <w:rStyle w:val="VerbatimChar"/>
+        </w:rPr>
+        <w:t xml:space="preserve">main.py</w:t>
+      </w:r>
+      <w:r>
+        <w:t xml:space="preserve"> </w:t>
+      </w:r>
+      <w:r>
+        <w:t xml:space="preserve">at</w:t>
+      </w:r>
+      <w:r>
+        <w:t xml:space="preserve"> </w:t>
+      </w:r>
+      <w:r>
+        <w:rPr>
+          <w:rStyle w:val="VerbatimChar"/>
+        </w:rPr>
+        <w:t xml:space="preserve">/v1/strategies</w:t>
+      </w:r>
+      <w:r>
+        <w:t xml:space="preserve">. This is the</w:t>
+      </w:r>
+      <w:r>
+        <w:t xml:space="preserve"> </w:t>
+      </w:r>
+      <w:r>
+        <w:rPr>
+          <w:bCs/>
+          <w:b/>
+        </w:rPr>
+        <w:t xml:space="preserve">trading brain</w:t>
+      </w:r>
+      <w:r>
+        <w:t xml:space="preserve"> </w:t>
+      </w:r>
+      <w:r>
+        <w:t xml:space="preserve">— ICT/SMC-based entry logic with multi-TP exits. Each strategy receives a</w:t>
+      </w:r>
+      <w:r>
+        <w:t xml:space="preserve"> </w:t>
+      </w:r>
+      <w:r>
+        <w:rPr>
+          <w:rStyle w:val="VerbatimChar"/>
+        </w:rPr>
+        <w:t xml:space="preserve">MarketSnapshot</w:t>
+      </w:r>
+      <w:r>
+        <w:t xml:space="preserve"> </w:t>
+      </w:r>
+      <w:r>
+        <w:t xml:space="preserve">(current price, HTF bias, Fair Value Gaps, Order Blocks, structure levels, session) and returns either a</w:t>
+      </w:r>
+      <w:r>
+        <w:t xml:space="preserve"> </w:t>
+      </w:r>
+      <w:r>
+        <w:rPr>
+          <w:rStyle w:val="VerbatimChar"/>
+        </w:rPr>
+        <w:t xml:space="preserve">TradingSetup</w:t>
+      </w:r>
+      <w:r>
+        <w:t xml:space="preserve"> </w:t>
+      </w:r>
+      <w:r>
+        <w:t xml:space="preserve">(entry, stop-loss, 3 TPs with partial-close percentages, risk-reward ratio, confidence score, reasoning) or a clear reason why no setup was generated.</w:t>
+      </w:r>
+      <w:r>
+        <w:t xml:space="preserve"> </w:t>
+      </w:r>
+      <w:r>
+        <w:rPr>
+          <w:bCs/>
+          <w:b/>
+        </w:rPr>
+        <w:t xml:space="preserve">Implemented strategies:</w:t>
+      </w:r>
+      <w:r>
+        <w:t xml:space="preserve"> </w:t>
+      </w:r>
+      <w:r>
+        <w:rPr>
+          <w:rStyle w:val="VerbatimChar"/>
+        </w:rPr>
+        <w:t xml:space="preserve">scalping_3tp</w:t>
+      </w:r>
+      <w:r>
+        <w:t xml:space="preserve"> </w:t>
+      </w:r>
+      <w:r>
+        <w:t xml:space="preserve">— FVG + Order Block mitigation with 3 TPs at 30%/50%/100% RR, min 1:2 RR. Entry logic: Long requires HTF bullish + price mitigating bullish Order Block + bullish FVG; Short requires HTF bearish + price mitigating bearish Order Block + bearish FVG. SL placed below/above Order Block with 0.05% buffer. TPs calculated at 30%, 50%, and 100% of the risk-reward distance. Confidence score starts at 60% and increases 10% per RR point. Setup invalidated if SL is hit (structure break).</w:t>
+      </w:r>
+      <w:r>
+        <w:t xml:space="preserve"> </w:t>
+      </w:r>
+      <w:r>
+        <w:rPr>
+          <w:bCs/>
+          <w:b/>
+        </w:rPr>
+        <w:t xml:space="preserve">Future strategies</w:t>
+      </w:r>
+      <w:r>
+        <w:t xml:space="preserve"> </w:t>
+      </w:r>
+      <w:r>
+        <w:t xml:space="preserve">(</w:t>
+      </w:r>
+      <w:r>
+        <w:rPr>
+          <w:rStyle w:val="VerbatimChar"/>
+        </w:rPr>
+        <w:t xml:space="preserve">ict</w:t>
+      </w:r>
+      <w:r>
+        <w:t xml:space="preserve">,</w:t>
+      </w:r>
+      <w:r>
+        <w:t xml:space="preserve"> </w:t>
+      </w:r>
+      <w:r>
+        <w:rPr>
+          <w:rStyle w:val="VerbatimChar"/>
+        </w:rPr>
+        <w:t xml:space="preserve">smc</w:t>
+      </w:r>
+      <w:r>
+        <w:t xml:space="preserve">,</w:t>
+      </w:r>
+      <w:r>
+        <w:t xml:space="preserve"> </w:t>
+      </w:r>
+      <w:r>
+        <w:rPr>
+          <w:rStyle w:val="VerbatimChar"/>
+        </w:rPr>
+        <w:t xml:space="preserve">open_range</w:t>
+      </w:r>
+      <w:r>
+        <w:t xml:space="preserve">) follow the same pattern and will be added to the registry incrementally. Service layer (</w:t>
+      </w:r>
+      <w:r>
+        <w:rPr>
+          <w:rStyle w:val="VerbatimChar"/>
+        </w:rPr>
+        <w:t xml:space="preserve">strategies/service.py</w:t>
+      </w:r>
+      <w:r>
+        <w:t xml:space="preserve">) maintains a registry of all strategies with metadata (id, name, description, evaluate function) and provides methods to evaluate a single strategy, all strategies, or filter to only valid setups. Endpoints:</w:t>
+      </w:r>
+      <w:r>
+        <w:t xml:space="preserve"> </w:t>
+      </w:r>
+      <w:r>
+        <w:rPr>
+          <w:rStyle w:val="VerbatimChar"/>
+        </w:rPr>
+        <w:t xml:space="preserve">GET /v1/strategies/</w:t>
+      </w:r>
+      <w:r>
+        <w:t xml:space="preserve"> </w:t>
+      </w:r>
+      <w:r>
+        <w:t xml:space="preserve">(list all),</w:t>
+      </w:r>
+      <w:r>
+        <w:t xml:space="preserve"> </w:t>
+      </w:r>
+      <w:r>
+        <w:rPr>
+          <w:rStyle w:val="VerbatimChar"/>
+        </w:rPr>
+        <w:t xml:space="preserve">POST /v1/strategies/evaluate/{strategy_id}</w:t>
+      </w:r>
+      <w:r>
+        <w:t xml:space="preserve"> </w:t>
+      </w:r>
+      <w:r>
+        <w:t xml:space="preserve">(evaluate one),</w:t>
+      </w:r>
+      <w:r>
+        <w:t xml:space="preserve"> </w:t>
+      </w:r>
+      <w:r>
+        <w:rPr>
+          <w:rStyle w:val="VerbatimChar"/>
+        </w:rPr>
+        <w:t xml:space="preserve">POST /v1/strategies/evaluate-all</w:t>
+      </w:r>
+      <w:r>
+        <w:t xml:space="preserve"> </w:t>
+      </w:r>
+      <w:r>
+        <w:t xml:space="preserve">(evaluate all, including no-setups),</w:t>
+      </w:r>
+      <w:r>
+        <w:t xml:space="preserve"> </w:t>
+      </w:r>
+      <w:r>
+        <w:rPr>
+          <w:rStyle w:val="VerbatimChar"/>
+        </w:rPr>
+        <w:t xml:space="preserve">POST /v1/strategies/find-setups</w:t>
+      </w:r>
+      <w:r>
+        <w:t xml:space="preserve"> </w:t>
+      </w:r>
+      <w:r>
+        <w:t xml:space="preserve">(filter to only valid setups). Covered by</w:t>
+      </w:r>
+      <w:r>
+        <w:t xml:space="preserve"> </w:t>
+      </w:r>
+      <w:r>
+        <w:rPr>
+          <w:rStyle w:val="VerbatimChar"/>
+        </w:rPr>
+        <w:t xml:space="preserve">backend/tests/test_strategy_scalping_3tp.py</w:t>
+      </w:r>
+      <w:r>
+        <w:t xml:space="preserve"> </w:t>
+      </w:r>
+      <w:r>
+        <w:t xml:space="preserve">(15 tests: valid long/short setups, SL placement, TP calculation, confidence scoring, no-setup scenarios for neutral HTF/missing OB/missing FVG/wrong direction/price not mitigating/already mitigated structures, minimum RR enforcement, result model consistency) and</w:t>
+      </w:r>
+      <w:r>
+        <w:t xml:space="preserve"> </w:t>
+      </w:r>
+      <w:r>
+        <w:rPr>
+          <w:rStyle w:val="VerbatimChar"/>
+        </w:rPr>
+        <w:t xml:space="preserve">backend/tests/test_strategies_api.py</w:t>
+      </w:r>
+      <w:r>
+        <w:t xml:space="preserve"> </w:t>
+      </w:r>
+      <w:r>
+        <w:t xml:space="preserve">(16 tests: list strategies, evaluate single strategy with valid long/short/no-setup/unknown strategy/invalid snapshot, evaluate-all including no-setups, find-setups filtering, service layer unit tests). Full suite green: 4316 passed, 0 failed (4285 + 31 new). This is the</w:t>
+      </w:r>
+      <w:r>
+        <w:t xml:space="preserve"> </w:t>
+      </w:r>
+      <w:r>
+        <w:rPr>
+          <w:bCs/>
+          <w:b/>
+        </w:rPr>
+        <w:t xml:space="preserve">first real trading logic</w:t>
+      </w:r>
+      <w:r>
+        <w:t xml:space="preserve"> </w:t>
+      </w:r>
+      <w:r>
+        <w:t xml:space="preserve">— strategies generate actionable setups with precise entry/SL/TP levels.</w:t>
+      </w:r>
+      <w:r>
+        <w:t xml:space="preserve"> </w:t>
+      </w:r>
+      <w:r>
+        <w:rPr>
+          <w:bCs/>
+          <w:b/>
+        </w:rPr>
+        <w:t xml:space="preserve">No execution yet</w:t>
+      </w:r>
+      <w:r>
+        <w:t xml:space="preserve"> </w:t>
+      </w:r>
+      <w:r>
+        <w:t xml:space="preserve">— that comes in the next PR where we wire strategy assignments + account compliance + the existing approval-gated MT5 executor.</w:t>
+      </w:r>
+    </w:p>
     <w:bookmarkEnd w:id="25"/>
     <w:bookmarkEnd w:id="26"/>
     <w:bookmarkStart w:id="27" w:name="X2cc68d3398c76c14fe74e8ecbb77d6979dffbec"/>
@@ -2601,7 +2906,102 @@
         <w:pStyle w:val="Compact"/>
       </w:pPr>
       <w:r>
-        <w:t xml:space="preserve">Next: build dedicated strategy implementations (</w:t>
+        <w:rPr>
+          <w:bCs/>
+          <w:b/>
+        </w:rPr>
+        <w:t xml:space="preserve">Trading strategies infrastructure + scalping_3tp is now real and wired (2026-08-30):</w:t>
+      </w:r>
+      <w:r>
+        <w:t xml:space="preserve"> </w:t>
+      </w:r>
+      <w:r>
+        <w:rPr>
+          <w:rStyle w:val="VerbatimChar"/>
+        </w:rPr>
+        <w:t xml:space="preserve">backend/app/strategies/</w:t>
+      </w:r>
+      <w:r>
+        <w:t xml:space="preserve"> </w:t>
+      </w:r>
+      <w:r>
+        <w:t xml:space="preserve">at</w:t>
+      </w:r>
+      <w:r>
+        <w:t xml:space="preserve"> </w:t>
+      </w:r>
+      <w:r>
+        <w:rPr>
+          <w:rStyle w:val="VerbatimChar"/>
+        </w:rPr>
+        <w:t xml:space="preserve">/v1/strategies</w:t>
+      </w:r>
+      <w:r>
+        <w:t xml:space="preserve"> </w:t>
+      </w:r>
+      <w:r>
+        <w:t xml:space="preserve">(branch</w:t>
+      </w:r>
+      <w:r>
+        <w:t xml:space="preserve"> </w:t>
+      </w:r>
+      <w:r>
+        <w:rPr>
+          <w:rStyle w:val="VerbatimChar"/>
+        </w:rPr>
+        <w:t xml:space="preserve">feat/trading-strategies</w:t>
+      </w:r>
+      <w:r>
+        <w:t xml:space="preserve">) — the first</w:t>
+      </w:r>
+      <w:r>
+        <w:t xml:space="preserve"> </w:t>
+      </w:r>
+      <w:r>
+        <w:rPr>
+          <w:bCs/>
+          <w:b/>
+        </w:rPr>
+        <w:t xml:space="preserve">trading brain</w:t>
+      </w:r>
+      <w:r>
+        <w:t xml:space="preserve"> </w:t>
+      </w:r>
+      <w:r>
+        <w:t xml:space="preserve">with ICT/SMC-based entry logic. Strategy registry pattern (same as accounts): each strategy evaluates a</w:t>
+      </w:r>
+      <w:r>
+        <w:t xml:space="preserve"> </w:t>
+      </w:r>
+      <w:r>
+        <w:rPr>
+          <w:rStyle w:val="VerbatimChar"/>
+        </w:rPr>
+        <w:t xml:space="preserve">MarketSnapshot</w:t>
+      </w:r>
+      <w:r>
+        <w:t xml:space="preserve"> </w:t>
+      </w:r>
+      <w:r>
+        <w:t xml:space="preserve">→ returns</w:t>
+      </w:r>
+      <w:r>
+        <w:t xml:space="preserve"> </w:t>
+      </w:r>
+      <w:r>
+        <w:rPr>
+          <w:rStyle w:val="VerbatimChar"/>
+        </w:rPr>
+        <w:t xml:space="preserve">TradingSetup</w:t>
+      </w:r>
+      <w:r>
+        <w:t xml:space="preserve"> </w:t>
+      </w:r>
+      <w:r>
+        <w:t xml:space="preserve">(entry, SL, 3 TPs, RR, confidence) or a clear no-setup reason.</w:t>
+      </w:r>
+      <w:r>
+        <w:t xml:space="preserve"> </w:t>
       </w:r>
       <w:r>
         <w:rPr>
@@ -2610,6 +3010,49 @@
         <w:t xml:space="preserve">scalping_3tp</w:t>
       </w:r>
       <w:r>
+        <w:t xml:space="preserve"> </w:t>
+      </w:r>
+      <w:r>
+        <w:t xml:space="preserve">implemented: FVG + Order Block mitigation, 3 TPs at 30%/50%/100% RR, min 1:2 RR. Service layer manages the strategy registry and provides evaluate-one / evaluate-all / find-setups methods. API exposes list/evaluate/evaluate-all/find-setups endpoints. Full suite green: 4316 passed, 0 failed (4285 + 31 new).</w:t>
+      </w:r>
+      <w:r>
+        <w:t xml:space="preserve"> </w:t>
+      </w:r>
+      <w:r>
+        <w:rPr>
+          <w:bCs/>
+          <w:b/>
+        </w:rPr>
+        <w:t xml:space="preserve">This is the first real trading logic</w:t>
+      </w:r>
+      <w:r>
+        <w:t xml:space="preserve"> </w:t>
+      </w:r>
+      <w:r>
+        <w:t xml:space="preserve">— strategies generate actionable setups with precise entry/SL/TP levels.</w:t>
+      </w:r>
+    </w:p>
+    <w:p>
+      <w:pPr>
+        <w:numPr>
+          <w:ilvl w:val="0"/>
+          <w:numId w:val="1003"/>
+        </w:numPr>
+        <w:pStyle w:val="Compact"/>
+      </w:pPr>
+      <w:r>
+        <w:t xml:space="preserve">Next: add</w:t>
+      </w:r>
+      <w:r>
+        <w:t xml:space="preserve"> </w:t>
+      </w:r>
+      <w:r>
+        <w:rPr>
+          <w:rStyle w:val="VerbatimChar"/>
+        </w:rPr>
+        <w:t xml:space="preserve">ict</w:t>
+      </w:r>
+      <w:r>
         <w:t xml:space="preserve">,</w:t>
       </w:r>
       <w:r>
@@ -2619,7 +3062,7 @@
         <w:rPr>
           <w:rStyle w:val="VerbatimChar"/>
         </w:rPr>
-        <w:t xml:space="preserve">ict</w:t>
+        <w:t xml:space="preserve">smc</w:t>
       </w:r>
       <w:r>
         <w:t xml:space="preserve">,</w:t>
@@ -2631,49 +3074,25 @@
         <w:rPr>
           <w:rStyle w:val="VerbatimChar"/>
         </w:rPr>
-        <w:t xml:space="preserve">smc</w:t>
-      </w:r>
-      <w:r>
-        <w:t xml:space="preserve">,</w:t>
-      </w:r>
-      <w:r>
-        <w:t xml:space="preserve"> </w:t>
-      </w:r>
-      <w:r>
-        <w:rPr>
-          <w:rStyle w:val="VerbatimChar"/>
-        </w:rPr>
         <w:t xml:space="preserve">open_range</w:t>
       </w:r>
       <w:r>
-        <w:t xml:space="preserve">) with real Entry/Exit/TP logic — each takes</w:t>
-      </w:r>
-      <w:r>
-        <w:t xml:space="preserve"> </w:t>
-      </w:r>
-      <w:r>
-        <w:rPr>
-          <w:rStyle w:val="VerbatimChar"/>
-        </w:rPr>
-        <w:t xml:space="preserve">MarketSnapshot</w:t>
-      </w:r>
-      <w:r>
-        <w:t xml:space="preserve"> </w:t>
-      </w:r>
-      <w:r>
-        <w:t xml:space="preserve">and returns</w:t>
-      </w:r>
-      <w:r>
-        <w:t xml:space="preserve"> </w:t>
-      </w:r>
-      <w:r>
-        <w:rPr>
-          <w:rStyle w:val="VerbatimChar"/>
-        </w:rPr>
-        <w:t xml:space="preserve">TradingSetup</w:t>
-      </w:r>
-      <w:r>
-        <w:t xml:space="preserve">. Then, in a later gated PR, connect strategy assignments + account compliance + the existing approval-gated MT5 executor to enable the full trade flow. Continue extending the Research allowlist deliberately as real needs arise; consider real wiring for Instagram, Communications, Automation, and Documents verticals following the Research pattern (one real endpoint, explicit safety boundaries, audit log).</w:t>
+        <w:t xml:space="preserve"> </w:t>
+      </w:r>
+      <w:r>
+        <w:t xml:space="preserve">strategies to the registry (same pattern as</w:t>
+      </w:r>
+      <w:r>
+        <w:t xml:space="preserve"> </w:t>
+      </w:r>
+      <w:r>
+        <w:rPr>
+          <w:rStyle w:val="VerbatimChar"/>
+        </w:rPr>
+        <w:t xml:space="preserve">scalping_3tp</w:t>
+      </w:r>
+      <w:r>
+        <w:t xml:space="preserve">), then in a later gated PR wire strategy assignments + account compliance + the existing approval-gated MT5 executor to enable the full trade flow (strategy generates setup → compliance check → approval gate → executor places order). Continue extending the Research allowlist deliberately as real needs arise; consider real wiring for Instagram, Communications, Automation, and Documents verticals following the Research pattern (one real endpoint, explicit safety boundaries, audit log).</w:t>
       </w:r>
     </w:p>
     <w:p>

--- a/JARVIS_MASTER_PLAN.docx
+++ b/JARVIS_MASTER_PLAN.docx
@@ -2192,6 +2192,109 @@
           <w:bCs/>
           <w:b/>
         </w:rPr>
+        <w:t xml:space="preserve">Second strategy</w:t>
+      </w:r>
+      <w:r>
+        <w:rPr>
+          <w:bCs/>
+          <w:b/>
+        </w:rPr>
+        <w:t xml:space="preserve"> </w:t>
+      </w:r>
+      <w:r>
+        <w:rPr>
+          <w:rStyle w:val="VerbatimChar"/>
+          <w:bCs/>
+          <w:b/>
+        </w:rPr>
+        <w:t xml:space="preserve">ict_silver_bullet</w:t>
+      </w:r>
+      <w:r>
+        <w:t xml:space="preserve"> </w:t>
+      </w:r>
+      <w:r>
+        <w:t xml:space="preserve">(added 2026-08-31,</w:t>
+      </w:r>
+      <w:r>
+        <w:t xml:space="preserve"> </w:t>
+      </w:r>
+      <w:r>
+        <w:rPr>
+          <w:rStyle w:val="VerbatimChar"/>
+        </w:rPr>
+        <w:t xml:space="preserve">backend/app/strategies/ict_silver_bullet/</w:t>
+      </w:r>
+      <w:r>
+        <w:t xml:space="preserve">): session-gated to London/NY windows, FVG entry aligned with HTF bias, structure-based SL (nearest protective swing, FVG-boundary fallback) and nearest structure-liquidity target with 2 TPs (50%/100%), min 1:2 RR — deliberately uses the</w:t>
+      </w:r>
+      <w:r>
+        <w:t xml:space="preserve"> </w:t>
+      </w:r>
+      <w:r>
+        <w:rPr>
+          <w:rStyle w:val="VerbatimChar"/>
+        </w:rPr>
+        <w:t xml:space="preserve">session</w:t>
+      </w:r>
+      <w:r>
+        <w:t xml:space="preserve"> </w:t>
+      </w:r>
+      <w:r>
+        <w:t xml:space="preserve">+</w:t>
+      </w:r>
+      <w:r>
+        <w:t xml:space="preserve"> </w:t>
+      </w:r>
+      <w:r>
+        <w:rPr>
+          <w:rStyle w:val="VerbatimChar"/>
+        </w:rPr>
+        <w:t xml:space="preserve">structure_levels</w:t>
+      </w:r>
+      <w:r>
+        <w:t xml:space="preserve"> </w:t>
+      </w:r>
+      <w:r>
+        <w:t xml:space="preserve">snapshot fields</w:t>
+      </w:r>
+      <w:r>
+        <w:t xml:space="preserve"> </w:t>
+      </w:r>
+      <w:r>
+        <w:rPr>
+          <w:rStyle w:val="VerbatimChar"/>
+        </w:rPr>
+        <w:t xml:space="preserve">scalping_3tp</w:t>
+      </w:r>
+      <w:r>
+        <w:t xml:space="preserve"> </w:t>
+      </w:r>
+      <w:r>
+        <w:t xml:space="preserve">ignores, covered by</w:t>
+      </w:r>
+      <w:r>
+        <w:t xml:space="preserve"> </w:t>
+      </w:r>
+      <w:r>
+        <w:rPr>
+          <w:rStyle w:val="VerbatimChar"/>
+        </w:rPr>
+        <w:t xml:space="preserve">backend/tests/test_strategy_ict_silver_bullet.py</w:t>
+      </w:r>
+      <w:r>
+        <w:t xml:space="preserve"> </w:t>
+      </w:r>
+      <w:r>
+        <w:t xml:space="preserve">(19 tests).</w:t>
+      </w:r>
+      <w:r>
+        <w:t xml:space="preserve"> </w:t>
+      </w:r>
+      <w:r>
+        <w:rPr>
+          <w:bCs/>
+          <w:b/>
+        </w:rPr>
         <w:t xml:space="preserve">Future strategies</w:t>
       </w:r>
       <w:r>
@@ -2199,18 +2302,6 @@
       </w:r>
       <w:r>
         <w:t xml:space="preserve">(</w:t>
-      </w:r>
-      <w:r>
-        <w:rPr>
-          <w:rStyle w:val="VerbatimChar"/>
-        </w:rPr>
-        <w:t xml:space="preserve">ict</w:t>
-      </w:r>
-      <w:r>
-        <w:t xml:space="preserve">,</w:t>
-      </w:r>
-      <w:r>
-        <w:t xml:space="preserve"> </w:t>
       </w:r>
       <w:r>
         <w:rPr>
@@ -3041,6 +3132,139 @@
         <w:pStyle w:val="Compact"/>
       </w:pPr>
       <w:r>
+        <w:rPr>
+          <w:bCs/>
+          <w:b/>
+        </w:rPr>
+        <w:t xml:space="preserve">ICT Silver Bullet strategy added to the registry (2026-08-31):</w:t>
+      </w:r>
+      <w:r>
+        <w:t xml:space="preserve"> </w:t>
+      </w:r>
+      <w:r>
+        <w:rPr>
+          <w:rStyle w:val="VerbatimChar"/>
+        </w:rPr>
+        <w:t xml:space="preserve">backend/app/strategies/ict_silver_bullet/</w:t>
+      </w:r>
+      <w:r>
+        <w:t xml:space="preserve"> </w:t>
+      </w:r>
+      <w:r>
+        <w:t xml:space="preserve">(branch</w:t>
+      </w:r>
+      <w:r>
+        <w:t xml:space="preserve"> </w:t>
+      </w:r>
+      <w:r>
+        <w:rPr>
+          <w:rStyle w:val="VerbatimChar"/>
+        </w:rPr>
+        <w:t xml:space="preserve">feat/strategy-ict-silver-bullet</w:t>
+      </w:r>
+      <w:r>
+        <w:t xml:space="preserve">) — the second strategy on the shared infrastructure, proving the registry’s extensibility. Deliberately exercises the</w:t>
+      </w:r>
+      <w:r>
+        <w:t xml:space="preserve"> </w:t>
+      </w:r>
+      <w:r>
+        <w:rPr>
+          <w:rStyle w:val="VerbatimChar"/>
+        </w:rPr>
+        <w:t xml:space="preserve">session</w:t>
+      </w:r>
+      <w:r>
+        <w:t xml:space="preserve"> </w:t>
+      </w:r>
+      <w:r>
+        <w:t xml:space="preserve">and</w:t>
+      </w:r>
+      <w:r>
+        <w:t xml:space="preserve"> </w:t>
+      </w:r>
+      <w:r>
+        <w:rPr>
+          <w:rStyle w:val="VerbatimChar"/>
+        </w:rPr>
+        <w:t xml:space="preserve">structure_levels</w:t>
+      </w:r>
+      <w:r>
+        <w:t xml:space="preserve"> </w:t>
+      </w:r>
+      <w:r>
+        <w:t xml:space="preserve">snapshot fields that</w:t>
+      </w:r>
+      <w:r>
+        <w:t xml:space="preserve"> </w:t>
+      </w:r>
+      <w:r>
+        <w:rPr>
+          <w:rStyle w:val="VerbatimChar"/>
+        </w:rPr>
+        <w:t xml:space="preserve">scalping_3tp</w:t>
+      </w:r>
+      <w:r>
+        <w:t xml:space="preserve"> </w:t>
+      </w:r>
+      <w:r>
+        <w:t xml:space="preserve">ignores: session-gated to the London/NY</w:t>
+      </w:r>
+      <w:r>
+        <w:t xml:space="preserve"> </w:t>
+      </w:r>
+      <w:r>
+        <w:t xml:space="preserve">“</w:t>
+      </w:r>
+      <w:r>
+        <w:t xml:space="preserve">Silver Bullet</w:t>
+      </w:r>
+      <w:r>
+        <w:t xml:space="preserve">”</w:t>
+      </w:r>
+      <w:r>
+        <w:t xml:space="preserve"> </w:t>
+      </w:r>
+      <w:r>
+        <w:t xml:space="preserve">windows only, takes entries into an unmitigated FVG aligned with HTF bias, places the SL beyond the nearest protective swing structure (falls back to the FVG boundary with a 0.05% buffer when no structure exists), and targets the nearest opposing structure level (liquidity) with 2 TPs (50% at 50% RR, remainder at full target), min 1:2 RR. Confidence heuristic: base 55% + 10%/RR point + 10% structure-alignment bonus. Registered in</w:t>
+      </w:r>
+      <w:r>
+        <w:t xml:space="preserve"> </w:t>
+      </w:r>
+      <w:r>
+        <w:rPr>
+          <w:rStyle w:val="VerbatimChar"/>
+        </w:rPr>
+        <w:t xml:space="preserve">strategies/service.py</w:t>
+      </w:r>
+      <w:r>
+        <w:t xml:space="preserve"> </w:t>
+      </w:r>
+      <w:r>
+        <w:t xml:space="preserve">alongside</w:t>
+      </w:r>
+      <w:r>
+        <w:t xml:space="preserve"> </w:t>
+      </w:r>
+      <w:r>
+        <w:rPr>
+          <w:rStyle w:val="VerbatimChar"/>
+        </w:rPr>
+        <w:t xml:space="preserve">scalping_3tp</w:t>
+      </w:r>
+      <w:r>
+        <w:t xml:space="preserve">; no new endpoints or shared-model changes needed. Full suite green: 4335 passed, 0 failed (4316 + 19 new; two pre-existing api tests that assumed a single-strategy registry were generalised to assert both strategies).</w:t>
+      </w:r>
+    </w:p>
+    <w:p>
+      <w:pPr>
+        <w:numPr>
+          <w:ilvl w:val="0"/>
+          <w:numId w:val="1003"/>
+        </w:numPr>
+        <w:pStyle w:val="Compact"/>
+      </w:pPr>
+      <w:r>
         <w:t xml:space="preserve">Next: add</w:t>
       </w:r>
       <w:r>
@@ -3050,22 +3274,13 @@
         <w:rPr>
           <w:rStyle w:val="VerbatimChar"/>
         </w:rPr>
-        <w:t xml:space="preserve">ict</w:t>
-      </w:r>
-      <w:r>
-        <w:t xml:space="preserve">,</w:t>
-      </w:r>
-      <w:r>
-        <w:t xml:space="preserve"> </w:t>
-      </w:r>
-      <w:r>
-        <w:rPr>
-          <w:rStyle w:val="VerbatimChar"/>
-        </w:rPr>
         <w:t xml:space="preserve">smc</w:t>
       </w:r>
       <w:r>
-        <w:t xml:space="preserve">,</w:t>
+        <w:t xml:space="preserve"> </w:t>
+      </w:r>
+      <w:r>
+        <w:t xml:space="preserve">and</w:t>
       </w:r>
       <w:r>
         <w:t xml:space="preserve"> </w:t>
@@ -3080,19 +3295,37 @@
         <w:t xml:space="preserve"> </w:t>
       </w:r>
       <w:r>
-        <w:t xml:space="preserve">strategies to the registry (same pattern as</w:t>
-      </w:r>
-      <w:r>
-        <w:t xml:space="preserve"> </w:t>
-      </w:r>
-      <w:r>
-        <w:rPr>
-          <w:rStyle w:val="VerbatimChar"/>
-        </w:rPr>
-        <w:t xml:space="preserve">scalping_3tp</w:t>
-      </w:r>
-      <w:r>
-        <w:t xml:space="preserve">), then in a later gated PR wire strategy assignments + account compliance + the existing approval-gated MT5 executor to enable the full trade flow (strategy generates setup → compliance check → approval gate → executor places order). Continue extending the Research allowlist deliberately as real needs arise; consider real wiring for Instagram, Communications, Automation, and Documents verticals following the Research pattern (one real endpoint, explicit safety boundaries, audit log).</w:t>
+        <w:t xml:space="preserve">strategies to the registry (same pattern;</w:t>
+      </w:r>
+      <w:r>
+        <w:t xml:space="preserve"> </w:t>
+      </w:r>
+      <w:r>
+        <w:rPr>
+          <w:rStyle w:val="VerbatimChar"/>
+        </w:rPr>
+        <w:t xml:space="preserve">open_range</w:t>
+      </w:r>
+      <w:r>
+        <w:t xml:space="preserve"> </w:t>
+      </w:r>
+      <w:r>
+        <w:t xml:space="preserve">will require extending</w:t>
+      </w:r>
+      <w:r>
+        <w:t xml:space="preserve"> </w:t>
+      </w:r>
+      <w:r>
+        <w:rPr>
+          <w:rStyle w:val="VerbatimChar"/>
+        </w:rPr>
+        <w:t xml:space="preserve">MarketSnapshot</w:t>
+      </w:r>
+      <w:r>
+        <w:t xml:space="preserve"> </w:t>
+      </w:r>
+      <w:r>
+        <w:t xml:space="preserve">with opening-range high/low fields), then in a later gated PR wire strategy assignments + account compliance + the existing approval-gated MT5 executor to enable the full trade flow (strategy generates setup → compliance check → approval gate → executor places order). Continue extending the Research allowlist deliberately as real needs arise; consider real wiring for Instagram, Communications, Automation, and Documents verticals following the Research pattern (one real endpoint, explicit safety boundaries, audit log).</w:t>
       </w:r>
     </w:p>
     <w:p>

--- a/JARVIS_MASTER_PLAN.docx
+++ b/JARVIS_MASTER_PLAN.docx
@@ -3265,6 +3265,121 @@
         <w:pStyle w:val="Compact"/>
       </w:pPr>
       <w:r>
+        <w:rPr>
+          <w:bCs/>
+          <w:b/>
+        </w:rPr>
+        <w:t xml:space="preserve">Strategy Orchestrator — accounts + strategies + compliance integrated (2026-08-31):</w:t>
+      </w:r>
+      <w:r>
+        <w:t xml:space="preserve"> </w:t>
+      </w:r>
+      <w:r>
+        <w:rPr>
+          <w:rStyle w:val="VerbatimChar"/>
+        </w:rPr>
+        <w:t xml:space="preserve">backend/app/strategy_orchestrator/</w:t>
+      </w:r>
+      <w:r>
+        <w:t xml:space="preserve"> </w:t>
+      </w:r>
+      <w:r>
+        <w:t xml:space="preserve">at</w:t>
+      </w:r>
+      <w:r>
+        <w:t xml:space="preserve"> </w:t>
+      </w:r>
+      <w:r>
+        <w:rPr>
+          <w:rStyle w:val="VerbatimChar"/>
+        </w:rPr>
+        <w:t xml:space="preserve">/v1/strategy-orchestrator</w:t>
+      </w:r>
+      <w:r>
+        <w:t xml:space="preserve"> </w:t>
+      </w:r>
+      <w:r>
+        <w:t xml:space="preserve">(branch</w:t>
+      </w:r>
+      <w:r>
+        <w:t xml:space="preserve"> </w:t>
+      </w:r>
+      <w:r>
+        <w:rPr>
+          <w:rStyle w:val="VerbatimChar"/>
+        </w:rPr>
+        <w:t xml:space="preserve">feat/strategy-orchestrator</w:t>
+      </w:r>
+      <w:r>
+        <w:t xml:space="preserve">) — brings together the three building blocks (accounts registry, strategies, compliance). For each active account, evaluates only the strategies assigned to that account, checks account compliance (not breached, active status), and returns only setups that are safe to execute. This is the orchestration layer that sits between strategy evaluation and order execution — it ensures that only compliant setups reach the executor. Endpoints:</w:t>
+      </w:r>
+      <w:r>
+        <w:t xml:space="preserve"> </w:t>
+      </w:r>
+      <w:r>
+        <w:rPr>
+          <w:rStyle w:val="VerbatimChar"/>
+        </w:rPr>
+        <w:t xml:space="preserve">POST /v1/strategy-orchestrator/evaluate</w:t>
+      </w:r>
+      <w:r>
+        <w:t xml:space="preserve"> </w:t>
+      </w:r>
+      <w:r>
+        <w:t xml:space="preserve">(accepts a</w:t>
+      </w:r>
+      <w:r>
+        <w:t xml:space="preserve"> </w:t>
+      </w:r>
+      <w:r>
+        <w:rPr>
+          <w:rStyle w:val="VerbatimChar"/>
+        </w:rPr>
+        <w:t xml:space="preserve">MarketSnapshot</w:t>
+      </w:r>
+      <w:r>
+        <w:t xml:space="preserve">, returns an</w:t>
+      </w:r>
+      <w:r>
+        <w:t xml:space="preserve"> </w:t>
+      </w:r>
+      <w:r>
+        <w:rPr>
+          <w:rStyle w:val="VerbatimChar"/>
+        </w:rPr>
+        <w:t xml:space="preserve">OrchestrationResult</w:t>
+      </w:r>
+      <w:r>
+        <w:t xml:space="preserve"> </w:t>
+      </w:r>
+      <w:r>
+        <w:t xml:space="preserve">with per-account evaluations and summary stats). Covered by</w:t>
+      </w:r>
+      <w:r>
+        <w:t xml:space="preserve"> </w:t>
+      </w:r>
+      <w:r>
+        <w:rPr>
+          <w:rStyle w:val="VerbatimChar"/>
+        </w:rPr>
+        <w:t xml:space="preserve">backend/tests/test_strategy_orchestrator.py</w:t>
+      </w:r>
+      <w:r>
+        <w:t xml:space="preserve"> </w:t>
+      </w:r>
+      <w:r>
+        <w:t xml:space="preserve">(10 tests: zero accounts, account without strategies, one account with one/two strategies, multiple accounts, suspended/breached accounts blocked from evaluation, no-setup conditions, API surface). Full suite green: 4345 passed, 0 failed (4335 + 10 new).</w:t>
+      </w:r>
+    </w:p>
+    <w:p>
+      <w:pPr>
+        <w:numPr>
+          <w:ilvl w:val="0"/>
+          <w:numId w:val="1003"/>
+        </w:numPr>
+        <w:pStyle w:val="Compact"/>
+      </w:pPr>
+      <w:r>
         <w:t xml:space="preserve">Next: add</w:t>
       </w:r>
       <w:r>
@@ -3325,7 +3440,7 @@
         <w:t xml:space="preserve"> </w:t>
       </w:r>
       <w:r>
-        <w:t xml:space="preserve">with opening-range high/low fields), then in a later gated PR wire strategy assignments + account compliance + the existing approval-gated MT5 executor to enable the full trade flow (strategy generates setup → compliance check → approval gate → executor places order). Continue extending the Research allowlist deliberately as real needs arise; consider real wiring for Instagram, Communications, Automation, and Documents verticals following the Research pattern (one real endpoint, explicit safety boundaries, audit log).</w:t>
+        <w:t xml:space="preserve">with opening-range high/low fields), then in a later gated PR wire the orchestrator output to the existing approval-gated MT5 executor to enable the full trade flow (orchestrator generates compliant setups → approval gate → executor places order). Continue extending the Research allowlist deliberately as real needs arise; consider real wiring for Instagram, Communications, Automation, and Documents verticals following the Research pattern (one real endpoint, explicit safety boundaries, audit log).</w:t>
       </w:r>
     </w:p>
     <w:p>
